--- a/resources/forms/Martens5E_HKPropel_Form 20.7.docx
+++ b/resources/forms/Martens5E_HKPropel_Form 20.7.docx
@@ -7,13 +7,8 @@
         <w:pStyle w:val="Heading1"/>
         <w:spacing w:before="0" w:line="24" w:lineRule="atLeast"/>
       </w:pPr>
-      <w:proofErr w:type="gramStart"/>
-      <w:r>
-        <w:t>Form</w:t>
-      </w:r>
-      <w:proofErr w:type="gramEnd"/>
-      <w:r>
-        <w:t xml:space="preserve"> 20.7</w:t>
+      <w:r>
+        <w:t>Form 20.7</w:t>
       </w:r>
     </w:p>
     <w:p>
@@ -35,53 +30,29 @@
     </w:p>
     <w:p>
       <w:r>
-        <w:t>1</w:t>
-      </w:r>
-      <w:proofErr w:type="gramStart"/>
-      <w:r>
-        <w:t xml:space="preserve">. </w:t>
-      </w:r>
-      <w:r>
-        <w:tab/>
-        <w:t>Name</w:t>
-      </w:r>
-      <w:proofErr w:type="gramEnd"/>
-      <w:r>
-        <w:t>: __________________________________________________________________</w:t>
-      </w:r>
-    </w:p>
-    <w:p>
-      <w:r>
-        <w:t>2</w:t>
-      </w:r>
-      <w:proofErr w:type="gramStart"/>
-      <w:r>
-        <w:t xml:space="preserve">. </w:t>
-      </w:r>
-      <w:r>
-        <w:tab/>
-        <w:t>Home</w:t>
-      </w:r>
-      <w:proofErr w:type="gramEnd"/>
-      <w:r>
-        <w:t xml:space="preserve"> address: ___________________________________________________________</w:t>
-      </w:r>
-    </w:p>
-    <w:p>
-      <w:r>
-        <w:t>3</w:t>
-      </w:r>
-      <w:proofErr w:type="gramStart"/>
-      <w:r>
-        <w:t xml:space="preserve">. </w:t>
-      </w:r>
-      <w:r>
-        <w:tab/>
-        <w:t>Organization</w:t>
-      </w:r>
-      <w:proofErr w:type="gramEnd"/>
-      <w:r>
-        <w:t>: ____________________________________________________________</w:t>
+        <w:t xml:space="preserve">1. </w:t>
+      </w:r>
+      <w:r>
+        <w:tab/>
+        <w:t>Name: __________________________________________________________________</w:t>
+      </w:r>
+    </w:p>
+    <w:p>
+      <w:r>
+        <w:t xml:space="preserve">2. </w:t>
+      </w:r>
+      <w:r>
+        <w:tab/>
+        <w:t>Home address: ___________________________________________________________</w:t>
+      </w:r>
+    </w:p>
+    <w:p>
+      <w:r>
+        <w:t xml:space="preserve">3. </w:t>
+      </w:r>
+      <w:r>
+        <w:tab/>
+        <w:t>Organization: ____________________________________________________________</w:t>
       </w:r>
     </w:p>
     <w:p>
@@ -140,36 +111,20 @@
     </w:p>
     <w:p>
       <w:r>
-        <w:t>5</w:t>
-      </w:r>
-      <w:proofErr w:type="gramStart"/>
-      <w:r>
-        <w:t xml:space="preserve">. </w:t>
-      </w:r>
-      <w:r>
-        <w:tab/>
-        <w:t>Age: __</w:t>
-      </w:r>
-      <w:proofErr w:type="gramEnd"/>
-      <w:r>
-        <w:t>________</w:t>
-      </w:r>
-    </w:p>
-    <w:p>
-      <w:r>
-        <w:t>6</w:t>
-      </w:r>
-      <w:proofErr w:type="gramStart"/>
-      <w:r>
-        <w:t xml:space="preserve">. </w:t>
-      </w:r>
-      <w:r>
-        <w:tab/>
-        <w:t>Sport</w:t>
-      </w:r>
-      <w:proofErr w:type="gramEnd"/>
-      <w:r>
-        <w:t>: ________________________________________________________________</w:t>
+        <w:t xml:space="preserve">5. </w:t>
+      </w:r>
+      <w:r>
+        <w:tab/>
+        <w:t>Age: __________</w:t>
+      </w:r>
+    </w:p>
+    <w:p>
+      <w:r>
+        <w:t xml:space="preserve">6. </w:t>
+      </w:r>
+      <w:r>
+        <w:tab/>
+        <w:t>Sport: ________________________________________________________________</w:t>
       </w:r>
       <w:r>
         <w:rPr>
@@ -180,53 +135,29 @@
     </w:p>
     <w:p>
       <w:r>
-        <w:t>7</w:t>
-      </w:r>
-      <w:proofErr w:type="gramStart"/>
-      <w:r>
-        <w:t xml:space="preserve">. </w:t>
-      </w:r>
-      <w:r>
-        <w:tab/>
-        <w:t>Time</w:t>
-      </w:r>
-      <w:proofErr w:type="gramEnd"/>
-      <w:r>
-        <w:t xml:space="preserve"> accident occurred: ________________________ Date: ______________________</w:t>
-      </w:r>
-    </w:p>
-    <w:p>
-      <w:r>
-        <w:t>8</w:t>
-      </w:r>
-      <w:proofErr w:type="gramStart"/>
-      <w:r>
-        <w:t xml:space="preserve">. </w:t>
-      </w:r>
-      <w:r>
-        <w:tab/>
-        <w:t>Place</w:t>
-      </w:r>
-      <w:proofErr w:type="gramEnd"/>
-      <w:r>
-        <w:t xml:space="preserve"> of accident: _________________________________________________________</w:t>
-      </w:r>
-    </w:p>
-    <w:p>
-      <w:r>
-        <w:t>9</w:t>
-      </w:r>
-      <w:proofErr w:type="gramStart"/>
-      <w:r>
-        <w:t xml:space="preserve">. </w:t>
-      </w:r>
-      <w:r>
-        <w:tab/>
-        <w:t>Nature</w:t>
-      </w:r>
-      <w:proofErr w:type="gramEnd"/>
-      <w:r>
-        <w:t xml:space="preserve"> of injury (check):</w:t>
+        <w:t xml:space="preserve">7. </w:t>
+      </w:r>
+      <w:r>
+        <w:tab/>
+        <w:t>Time accident occurred: ________________________ Date: ______________________</w:t>
+      </w:r>
+    </w:p>
+    <w:p>
+      <w:r>
+        <w:t xml:space="preserve">8. </w:t>
+      </w:r>
+      <w:r>
+        <w:tab/>
+        <w:t>Place of accident: _________________________________________________________</w:t>
+      </w:r>
+    </w:p>
+    <w:p>
+      <w:r>
+        <w:t xml:space="preserve">9. </w:t>
+      </w:r>
+      <w:r>
+        <w:tab/>
+        <w:t>Nature of injury (check):</w:t>
       </w:r>
     </w:p>
     <w:p>
@@ -745,15 +676,7 @@
         <w:t> </w:t>
       </w:r>
       <w:r>
-        <w:t xml:space="preserve"> How did the source of injury </w:t>
-      </w:r>
-      <w:proofErr w:type="gramStart"/>
-      <w:r>
-        <w:t>come into contact with</w:t>
-      </w:r>
-      <w:proofErr w:type="gramEnd"/>
-      <w:r>
-        <w:t xml:space="preserve"> the athlete? ____________________</w:t>
+        <w:t xml:space="preserve"> How did the source of injury come into contact with the athlete? ____________________</w:t>
       </w:r>
     </w:p>
     <w:p>
@@ -777,19 +700,11 @@
         <w:ind w:left="720" w:hanging="720"/>
       </w:pPr>
       <w:r>
-        <w:t>10</w:t>
-      </w:r>
-      <w:proofErr w:type="gramStart"/>
-      <w:r>
-        <w:t xml:space="preserve">. </w:t>
-      </w:r>
-      <w:r>
-        <w:tab/>
-        <w:t>Protective</w:t>
-      </w:r>
-      <w:proofErr w:type="gramEnd"/>
-      <w:r>
-        <w:t xml:space="preserve"> equipment worn?</w:t>
+        <w:t xml:space="preserve">10. </w:t>
+      </w:r>
+      <w:r>
+        <w:tab/>
+        <w:t>Protective equipment worn?</w:t>
       </w:r>
       <w:r>
         <w:t> </w:t>
@@ -912,19 +827,11 @@
     </w:p>
     <w:p>
       <w:r>
-        <w:t>12</w:t>
-      </w:r>
-      <w:proofErr w:type="gramStart"/>
-      <w:r>
-        <w:t xml:space="preserve">. </w:t>
-      </w:r>
-      <w:r>
-        <w:tab/>
-        <w:t>Coach</w:t>
-      </w:r>
-      <w:proofErr w:type="gramEnd"/>
-      <w:r>
-        <w:t xml:space="preserve"> in charge when accident occurred (name): _______________________________</w:t>
+        <w:t xml:space="preserve">12. </w:t>
+      </w:r>
+      <w:r>
+        <w:tab/>
+        <w:t>Coach in charge when accident occurred (name): _______________________________</w:t>
       </w:r>
     </w:p>
     <w:p>
@@ -962,19 +869,11 @@
     <w:p>
       <w:r>
         <w:lastRenderedPageBreak/>
-        <w:t>13</w:t>
-      </w:r>
-      <w:proofErr w:type="gramStart"/>
-      <w:r>
-        <w:t xml:space="preserve">. </w:t>
-      </w:r>
-      <w:r>
-        <w:tab/>
-        <w:t>Immediate</w:t>
-      </w:r>
-      <w:proofErr w:type="gramEnd"/>
-      <w:r>
-        <w:t xml:space="preserve"> action taken:</w:t>
+        <w:t xml:space="preserve">13. </w:t>
+      </w:r>
+      <w:r>
+        <w:tab/>
+        <w:t>Immediate action taken:</w:t>
       </w:r>
     </w:p>
     <w:p>
@@ -1155,15 +1054,7 @@
     </w:p>
     <w:p>
       <w:r>
-        <w:t xml:space="preserve">Was parent or </w:t>
-      </w:r>
-      <w:proofErr w:type="gramStart"/>
-      <w:r>
-        <w:t>other</w:t>
-      </w:r>
-      <w:proofErr w:type="gramEnd"/>
-      <w:r>
-        <w:t xml:space="preserve"> individual notified?</w:t>
+        <w:t>Was parent or other individual notified?</w:t>
       </w:r>
       <w:r>
         <w:t> </w:t>
@@ -1260,19 +1151,11 @@
     </w:p>
     <w:p>
       <w:r>
-        <w:t>14</w:t>
-      </w:r>
-      <w:proofErr w:type="gramStart"/>
-      <w:r>
-        <w:t xml:space="preserve">. </w:t>
-      </w:r>
-      <w:r>
-        <w:tab/>
-        <w:t>Corrective</w:t>
-      </w:r>
-      <w:proofErr w:type="gramEnd"/>
-      <w:r>
-        <w:t xml:space="preserve"> actions taken or recommended to prevent future incidents:</w:t>
+        <w:t xml:space="preserve">14. </w:t>
+      </w:r>
+      <w:r>
+        <w:tab/>
+        <w:t>Corrective actions taken or recommended to prevent future incidents:</w:t>
       </w:r>
     </w:p>
     <w:p>
@@ -1315,19 +1198,11 @@
     </w:p>
     <w:p>
       <w:r>
-        <w:t>1</w:t>
-      </w:r>
-      <w:proofErr w:type="gramStart"/>
-      <w:r>
-        <w:t xml:space="preserve">. </w:t>
-      </w:r>
-      <w:r>
-        <w:tab/>
-        <w:t>Name</w:t>
-      </w:r>
-      <w:proofErr w:type="gramEnd"/>
-      <w:r>
-        <w:t>: __________________________________________________________________</w:t>
+        <w:t xml:space="preserve">1. </w:t>
+      </w:r>
+      <w:r>
+        <w:tab/>
+        <w:t>Name: __________________________________________________________________</w:t>
       </w:r>
     </w:p>
     <w:p>
@@ -1357,19 +1232,11 @@
     </w:p>
     <w:p>
       <w:r>
-        <w:t>2</w:t>
-      </w:r>
-      <w:proofErr w:type="gramStart"/>
-      <w:r>
-        <w:t xml:space="preserve">. </w:t>
-      </w:r>
-      <w:r>
-        <w:tab/>
-        <w:t>Name</w:t>
-      </w:r>
-      <w:proofErr w:type="gramEnd"/>
-      <w:r>
-        <w:t>: __________________________________________________________________</w:t>
+        <w:t xml:space="preserve">2. </w:t>
+      </w:r>
+      <w:r>
+        <w:tab/>
+        <w:t>Name: __________________________________________________________________</w:t>
       </w:r>
     </w:p>
     <w:p>
@@ -1583,7 +1450,7 @@
         <w:sz w:val="20"/>
         <w:szCs w:val="20"/>
       </w:rPr>
-      <w:t xml:space="preserve">. (Human Kinetics, 2027). Reprinted by permission from R. Martens, </w:t>
+      <w:t xml:space="preserve"> (Human Kinetics, 2027). Reprinted by permission from R. Martens, </w:t>
     </w:r>
     <w:r>
       <w:rPr>
